--- a/deliverables/email_to_pasch.docx
+++ b/deliverables/email_to_pasch.docx
@@ -32,7 +32,7 @@
         <w:t xml:space="preserve">Subject: </w:t>
       </w:r>
       <w:r>
-        <w:t>My Plan to Publish — An Atypical but Strategic Approach</w:t>
+        <w:t>Publication Plan for the Dissertation</w:t>
       </w:r>
     </w:p>
     <w:p>
@@ -47,17 +47,17 @@
     </w:p>
     <w:p>
       <w:r>
-        <w:t>I wanted to lay out my plan for publishing from the dissertation, because I know it’s going to look a little different from the standard approach. I’ve thought about this a lot, and I think the atypical route is actually the smarter one given where things stand. I’d love your feedback.</w:t>
+        <w:t>I wanted to let you know what my publication plan looks like for the dissertation. It’s going to be a little unconventional, but I’ve thought it through carefully, and I’m confident it’s the right approach given the circumstances.</w:t>
       </w:r>
     </w:p>
     <w:p>
       <w:r>
-        <w:t>Here’s the honest reality: the data are from 2019–2021, the dissertation took seven years, and the field moves fast. If I go the traditional route—submit two full-length journal articles, wait 6–12 months per round of review, revise, resubmit—I’m looking at another one to two years before anything is actually out there. By then, the pandemic alcohol marketing literature will have moved on, and the window for this work to make an impact will have narrowed considerably.</w:t>
+        <w:t>Here’s where things stand honestly: the data are from 2019–2021, the dissertation took seven years, and the field hasn’t been waiting around. The traditional route—two full-length journal articles, 6–12 months per round of review, revise, resubmit—would mean another one to two years before anything sees daylight. By then, the pandemic alcohol marketing literature will have moved on. The window for this work to land is now, not 2028.</w:t>
       </w:r>
     </w:p>
     <w:p>
       <w:r>
-        <w:t>So instead, I’m planning to dissect the dissertation into multiple outputs that can be released quickly, each building on the others:</w:t>
+        <w:t>So here’s the plan. I’m breaking the dissertation into four outputs that can move quickly and reach different audiences:</w:t>
       </w:r>
     </w:p>
     <w:p>
@@ -68,7 +68,7 @@
         <w:rPr>
           <w:b/>
         </w:rPr>
-        <w:t xml:space="preserve">A popular history book based on Part A. </w:t>
+        <w:t xml:space="preserve">A popular history book ("The Drinking Age"), based on Part A. </w:t>
       </w:r>
       <w:r>
         <w:t>I’ve already written a full historical account of the alcohol industry’s relationship with marketing regulation. There is genuinely nothing like it out there—no single book tells this story in an accessible way. This is a unique contribution that no journal article could capture, and it’s essentially ready to go.</w:t>
@@ -82,10 +82,10 @@
         <w:rPr>
           <w:b/>
         </w:rPr>
-        <w:t xml:space="preserve">A methodology preprint and open-source tool (TopicFlow). </w:t>
+        <w:t xml:space="preserve">A methodology preprint and open-source software tool. </w:t>
       </w:r>
       <w:r>
-        <w:t>The BERTopic + LLM pipeline I developed is novel and useful beyond this specific project. I can publish the preprint immediately to a preprint server, establishing priority on the methodology. The software is already packaged and documented. This gives the method a citable home right away.</w:t>
+        <w:t>I’m calling the method Embedding-to-Explanation Topic Modeling (E2E). It’s the BERTopic + LLM pipeline I built for the dissertation—it uses Claude now for the explanation step—and I’m releasing it as both a preprint and a web app. Publishing the preprint immediately establishes priority on the methodology and gives it a citable home right away. The tool is already packaged and documented.</w:t>
       </w:r>
     </w:p>
     <w:p>
@@ -99,7 +99,7 @@
         <w:t xml:space="preserve">Two brief research reports, one for each study. </w:t>
       </w:r>
       <w:r>
-        <w:t>These are shorter, more focused than full journal articles, and faster to review. Study 1 covers the topic model and prevalence analysis; Study 2 covers the cross-lagged model linking industry tweets to user-generated content. Both cite the preprint for methodology, so they stay concise. Brief reports are still peer-reviewed—they’re not lesser publications, just more efficient ones.</w:t>
+        <w:t>Study 1 covers the topic model and prevalence analysis; Study 2 covers the cross-lagged panel model linking industry tweets to user-generated content. Both cite the E2E preprint for methodology, which keeps them concise and focused on the findings. Brief reports are peer-reviewed and respected—they’re just faster.</w:t>
       </w:r>
     </w:p>
     <w:p>
@@ -110,25 +110,25 @@
         <w:rPr>
           <w:b/>
         </w:rPr>
-        <w:t xml:space="preserve">An HTML portfolio piece. </w:t>
+        <w:t xml:space="preserve">An HTML portfolio and dissection piece. </w:t>
       </w:r>
       <w:r>
-        <w:t>A visual, interactive summary showing how all the pieces fit together. This is partly for future employers and collaborators, but it also demonstrates that I can think strategically about research dissemination, not just write papers.</w:t>
+        <w:t>A visual, interactive summary showing how all the pieces fit together. This serves double duty: it’s a demonstration piece for employers and collaborators, and it shows I can think strategically about research dissemination beyond just writing papers.</w:t>
       </w:r>
     </w:p>
     <w:p>
       <w:r>
-        <w:t>Here’s why I think this works better than the conventional path. Speed is the biggest factor—the data are aging, and this strategy gets findings into the world in months rather than years. The methodology is genuinely novel and deserves standalone publication rather than being buried in a methods section. The book is something no journal could accommodate. And critically, each piece cites and builds on the others, creating a coherent body of work rather than isolated fragments. The preprint establishes priority on the computational approach, the brief reports provide the empirical evidence, the book provides historical context, and the portfolio ties it all together.</w:t>
+        <w:t>The reason this works better than the conventional path comes down to a few things. Speed is the biggest—the data are aging, and this strategy gets findings out in months, not years. The E2E methodology is genuinely novel and deserves standalone publication rather than being buried in a methods section. The book is something no journal could accommodate. And each piece cites and builds on the others, so the result is a coherent body of work: the preprint establishes priority on the computational approach, the brief reports provide the empirical evidence, the book provides historical context, and the portfolio ties it all together.</w:t>
       </w:r>
     </w:p>
     <w:p>
       <w:r>
-        <w:t>I know this isn’t the path you probably envisioned when we started. But I genuinely believe it’s the most strategic way to maximize the impact of work that I’m proud of and that I think matters. And honestly, I wouldn’t be in a position to pull this off without the years of mentorship and patience you’ve given me. I am deeply grateful for that—more than I’ve probably said.</w:t>
+        <w:t>I really do appreciate everything you’ve done for me through this process, Keryn. Seven years is a long road, and your mentorship made the difference at more points than you probably realize. Thank you for that.</w:t>
       </w:r>
     </w:p>
     <w:p>
       <w:r>
-        <w:t>Would love to talk through this whenever you have time. No rush.</w:t>
+        <w:t>I’ll keep you posted as things move forward.</w:t>
       </w:r>
     </w:p>
     <w:p/>
